--- a/semestre_3/Tecnologia_da_Informacao_3/Atividades/Atividade08/Fichario08_MatheusMassuda_FEJ_TI3.docx
+++ b/semestre_3/Tecnologia_da_Informacao_3/Atividades/Atividade08/Fichario08_MatheusMassuda_FEJ_TI3.docx
@@ -108,12 +108,9 @@
           <w:sz w:val="24"/>
           <w:szCs w:val="24"/>
         </w:rPr>
-        <w:t>1 ATIVIDADE 01</w:t>
-      </w:r>
-    </w:p>
-    <w:p>
-      <w:pPr>
-        <w:pStyle w:val="Ttulo2"/>
+        <w:t xml:space="preserve">1 </w:t>
+      </w:r>
+      <w:r>
         <w:rPr>
           <w:rFonts w:ascii="Arial" w:hAnsi="Arial" w:cs="Arial"/>
           <w:b/>
@@ -122,8 +119,168 @@
           <w:sz w:val="24"/>
           <w:szCs w:val="24"/>
         </w:rPr>
-      </w:pPr>
-      <w:r>
+        <w:t>CONTEXTO E DEFINIÇÕES: CMMI E MPS-BR</w:t>
+      </w:r>
+    </w:p>
+    <w:p>
+      <w:pPr>
+        <w:ind w:firstLine="0"/>
+        <w:rPr>
+          <w:i/>
+          <w:iCs/>
+          <w:szCs w:val="24"/>
+        </w:rPr>
+      </w:pPr>
+      <w:r>
+        <w:rPr>
+          <w:b/>
+          <w:bCs/>
+          <w:szCs w:val="24"/>
+        </w:rPr>
+        <w:tab/>
+      </w:r>
+      <w:r>
+        <w:rPr>
+          <w:szCs w:val="24"/>
+        </w:rPr>
+        <w:t xml:space="preserve">De acordo </w:t>
+      </w:r>
+      <w:r>
+        <w:rPr>
+          <w:szCs w:val="24"/>
+        </w:rPr>
+        <w:t xml:space="preserve">com pesquisas realizadas em Inteligências Artificiais, vídeos explicativos e artigos expostos nos materiais da agenda, os modelos </w:t>
+      </w:r>
+      <w:proofErr w:type="spellStart"/>
+      <w:r>
+        <w:rPr>
+          <w:szCs w:val="24"/>
+        </w:rPr>
+        <w:t>Capability</w:t>
+      </w:r>
+      <w:proofErr w:type="spellEnd"/>
+      <w:r>
+        <w:rPr>
+          <w:szCs w:val="24"/>
+        </w:rPr>
+        <w:t xml:space="preserve"> </w:t>
+      </w:r>
+      <w:proofErr w:type="spellStart"/>
+      <w:r>
+        <w:rPr>
+          <w:szCs w:val="24"/>
+        </w:rPr>
+        <w:t>Maturity</w:t>
+      </w:r>
+      <w:proofErr w:type="spellEnd"/>
+      <w:r>
+        <w:rPr>
+          <w:szCs w:val="24"/>
+        </w:rPr>
+        <w:t xml:space="preserve"> Model </w:t>
+      </w:r>
+      <w:proofErr w:type="spellStart"/>
+      <w:r>
+        <w:rPr>
+          <w:szCs w:val="24"/>
+        </w:rPr>
+        <w:t>Integration</w:t>
+      </w:r>
+      <w:proofErr w:type="spellEnd"/>
+      <w:r>
+        <w:rPr>
+          <w:szCs w:val="24"/>
+        </w:rPr>
+        <w:t xml:space="preserve"> (CMMI) e Melhoria do Processo de Software Brasileiro (MPS-BR) são referências (parâmetros) voltados à melhoria da qualidade e maturidade dos processos relativos ao desenvolvimento de </w:t>
+      </w:r>
+      <w:r>
+        <w:rPr>
+          <w:i/>
+          <w:iCs/>
+          <w:szCs w:val="24"/>
+        </w:rPr>
+        <w:t>software</w:t>
+      </w:r>
+      <w:r>
+        <w:rPr>
+          <w:i/>
+          <w:iCs/>
+          <w:szCs w:val="24"/>
+        </w:rPr>
+        <w:t xml:space="preserve">. </w:t>
+      </w:r>
+    </w:p>
+    <w:p>
+      <w:pPr>
+        <w:ind w:firstLine="0"/>
+        <w:rPr>
+          <w:bCs/>
+          <w:szCs w:val="24"/>
+        </w:rPr>
+      </w:pPr>
+      <w:r>
+        <w:rPr>
+          <w:i/>
+          <w:iCs/>
+          <w:szCs w:val="24"/>
+        </w:rPr>
+        <w:tab/>
+      </w:r>
+      <w:r>
+        <w:rPr>
+          <w:szCs w:val="24"/>
+        </w:rPr>
+        <w:t xml:space="preserve">De acordo com JABUR (2020) </w:t>
+      </w:r>
+      <w:r>
+        <w:rPr>
+          <w:bCs/>
+          <w:szCs w:val="24"/>
+        </w:rPr>
+        <w:t xml:space="preserve">a principal diferença está na abordagem: o CMMI é mais robusto e possui reconhecimento internacional, já o MPS-BR é mais acessível e adaptado </w:t>
+      </w:r>
+      <w:proofErr w:type="gramStart"/>
+      <w:r>
+        <w:rPr>
+          <w:bCs/>
+          <w:szCs w:val="24"/>
+        </w:rPr>
+        <w:t xml:space="preserve">para </w:t>
+      </w:r>
+      <w:r>
+        <w:rPr>
+          <w:bCs/>
+          <w:szCs w:val="24"/>
+        </w:rPr>
+        <w:t xml:space="preserve"> a</w:t>
+      </w:r>
+      <w:proofErr w:type="gramEnd"/>
+      <w:r>
+        <w:rPr>
+          <w:bCs/>
+          <w:szCs w:val="24"/>
+        </w:rPr>
+        <w:t xml:space="preserve"> realidade de </w:t>
+      </w:r>
+      <w:r>
+        <w:rPr>
+          <w:bCs/>
+          <w:szCs w:val="24"/>
+        </w:rPr>
+        <w:t>pequenas empresas dentro do contexto nacional.</w:t>
+      </w:r>
+    </w:p>
+    <w:p>
+      <w:pPr>
+        <w:ind w:firstLine="0"/>
+        <w:rPr>
+          <w:szCs w:val="24"/>
+        </w:rPr>
+      </w:pPr>
+    </w:p>
+    <w:p>
+      <w:pPr>
+        <w:pStyle w:val="Ttulo2"/>
         <w:rPr>
           <w:rFonts w:ascii="Arial" w:hAnsi="Arial" w:cs="Arial"/>
           <w:b/>
@@ -132,8 +289,7 @@
           <w:sz w:val="24"/>
           <w:szCs w:val="24"/>
         </w:rPr>
-        <w:t xml:space="preserve">1.1 Técnicas </w:t>
-      </w:r>
+      </w:pPr>
       <w:r>
         <w:rPr>
           <w:rFonts w:ascii="Arial" w:hAnsi="Arial" w:cs="Arial"/>
@@ -143,8 +299,9 @@
           <w:sz w:val="24"/>
           <w:szCs w:val="24"/>
         </w:rPr>
-        <w:t>U</w:t>
-      </w:r>
+        <w:t xml:space="preserve">1.1 </w:t>
+      </w:r>
+      <w:proofErr w:type="spellStart"/>
       <w:r>
         <w:rPr>
           <w:rFonts w:ascii="Arial" w:hAnsi="Arial" w:cs="Arial"/>
@@ -154,80 +311,147 @@
           <w:sz w:val="24"/>
           <w:szCs w:val="24"/>
         </w:rPr>
-        <w:t>tilizadas</w:t>
-      </w:r>
-    </w:p>
-    <w:p>
-      <w:pPr>
-        <w:ind w:firstLine="0"/>
-        <w:rPr>
-          <w:szCs w:val="24"/>
-        </w:rPr>
-      </w:pPr>
-      <w:r>
-        <w:rPr>
-          <w:b/>
-          <w:bCs/>
-          <w:szCs w:val="24"/>
-        </w:rPr>
-        <w:tab/>
-      </w:r>
-      <w:r>
-        <w:rPr>
-          <w:szCs w:val="24"/>
-        </w:rPr>
-        <w:t xml:space="preserve">De acordo com a inteligência artificial (ChatGPT) o caso em questão envolve primordialmente a engenharia social, em que o atacante manipula o comportamento humano (fragilidades) para obter acessos remotos indevidos. Segundo a IA a técnica utilizada foi o </w:t>
-      </w:r>
-      <w:r>
-        <w:rPr>
-          <w:i/>
-          <w:iCs/>
-          <w:szCs w:val="24"/>
-        </w:rPr>
-        <w:t>phishing</w:t>
-      </w:r>
-      <w:r>
-        <w:rPr>
-          <w:szCs w:val="24"/>
-        </w:rPr>
-        <w:t xml:space="preserve"> direcionado (</w:t>
-      </w:r>
-      <w:r>
-        <w:rPr>
-          <w:i/>
-          <w:iCs/>
-          <w:szCs w:val="24"/>
-        </w:rPr>
-        <w:t>spear phishing</w:t>
-      </w:r>
-      <w:r>
-        <w:rPr>
-          <w:szCs w:val="24"/>
-        </w:rPr>
-        <w:t xml:space="preserve">), termo que transpassa a ideia de “pescar/fisgar” a vítima simulando uma recrutadora confiável do LinkedIn e depois migrando a contato para o WhatsApp. Por meio de fragilidades emocionais e o desejo por um novo emprego a vítima é influenciada a fornecer acessos remotos ao </w:t>
-      </w:r>
-      <w:r>
-        <w:rPr>
-          <w:i/>
-          <w:iCs/>
-          <w:szCs w:val="24"/>
-        </w:rPr>
-        <w:t xml:space="preserve">malware </w:t>
-      </w:r>
-      <w:r>
-        <w:rPr>
-          <w:szCs w:val="24"/>
-        </w:rPr>
-        <w:t>disfarçado que obtém dados e informações da empresa.</w:t>
-      </w:r>
-    </w:p>
-    <w:p>
-      <w:pPr>
-        <w:ind w:firstLine="0"/>
-        <w:rPr>
-          <w:szCs w:val="24"/>
-        </w:rPr>
-      </w:pPr>
+        <w:t>Cmmi</w:t>
+      </w:r>
+      <w:proofErr w:type="spellEnd"/>
+    </w:p>
+    <w:p>
+      <w:r>
+        <w:t>“O CMM surgiu durante a década de 1980 como um modelo para avaliação de risco na contratação de empresas de software pelo Departamento de Defesa dos Estados Unidos (DOD)” (</w:t>
+      </w:r>
+      <w:r>
+        <w:t>KITAMURA, 2022)</w:t>
+      </w:r>
+      <w:r>
+        <w:t xml:space="preserve">. Segundo </w:t>
+      </w:r>
+      <w:r>
+        <w:t>o autor</w:t>
+      </w:r>
+      <w:r>
+        <w:t>, esse modelo objetivava avaliar processos e etapas de desenvolvimento utilizados por empresas que concorriam em licitações com base na avaliação da qualidade, custos e prazos de projetos contratados pelo governo norte americano.</w:t>
+      </w:r>
+    </w:p>
+    <w:p>
+      <w:r>
+        <w:t xml:space="preserve">O CMMI foi desenvolvido para combinar múltiplos modelos de maturidade de negócios em um única estrutura com vários níveis, a saber: </w:t>
+      </w:r>
+      <w:r>
+        <w:rPr>
+          <w:b/>
+          <w:bCs/>
+        </w:rPr>
+        <w:t>1</w:t>
+      </w:r>
+      <w:r>
+        <w:t xml:space="preserve"> (</w:t>
+      </w:r>
+      <w:r>
+        <w:rPr>
+          <w:b/>
+          <w:bCs/>
+        </w:rPr>
+        <w:t>Inicial</w:t>
+      </w:r>
+      <w:r>
+        <w:t xml:space="preserve">: indica baixa maturidade de processos </w:t>
+      </w:r>
+      <w:r>
+        <w:t xml:space="preserve">e </w:t>
+      </w:r>
+      <w:r>
+        <w:t xml:space="preserve">alta dependência de colaboradores), </w:t>
+      </w:r>
+      <w:r>
+        <w:rPr>
+          <w:b/>
+          <w:bCs/>
+        </w:rPr>
+        <w:t>2</w:t>
+      </w:r>
+      <w:r>
+        <w:t xml:space="preserve"> (</w:t>
+      </w:r>
+      <w:r>
+        <w:rPr>
+          <w:b/>
+          <w:bCs/>
+        </w:rPr>
+        <w:t>Gerencial</w:t>
+      </w:r>
+      <w:r>
+        <w:t xml:space="preserve">: alguns processos definidos e documentados), </w:t>
+      </w:r>
+      <w:r>
+        <w:rPr>
+          <w:b/>
+          <w:bCs/>
+        </w:rPr>
+        <w:t>3</w:t>
+      </w:r>
+      <w:r>
+        <w:t xml:space="preserve"> (</w:t>
+      </w:r>
+      <w:r>
+        <w:rPr>
+          <w:b/>
+          <w:bCs/>
+        </w:rPr>
+        <w:t>Definido</w:t>
+      </w:r>
+      <w:r>
+        <w:t xml:space="preserve">: processos estabelecidos e padronizados em toda organização), </w:t>
+      </w:r>
+      <w:r>
+        <w:rPr>
+          <w:b/>
+          <w:bCs/>
+        </w:rPr>
+        <w:t>4</w:t>
+      </w:r>
+      <w:r>
+        <w:t xml:space="preserve"> (</w:t>
+      </w:r>
+      <w:r>
+        <w:rPr>
+          <w:b/>
+          <w:bCs/>
+        </w:rPr>
+        <w:t>Gerenciamento Quantitativamente</w:t>
+      </w:r>
+      <w:r>
+        <w:t xml:space="preserve">: estabelecimento de metas quantitativas para processos e produtos, ou seja, existe o controle estatístico de processos), </w:t>
+      </w:r>
+      <w:r>
+        <w:rPr>
+          <w:b/>
+          <w:bCs/>
+        </w:rPr>
+        <w:t>5</w:t>
+      </w:r>
+      <w:r>
+        <w:t xml:space="preserve"> (</w:t>
+      </w:r>
+      <w:r>
+        <w:rPr>
+          <w:b/>
+          <w:bCs/>
+        </w:rPr>
+        <w:t>Otimizado</w:t>
+      </w:r>
+      <w:r>
+        <w:t xml:space="preserve">: organização engajada em melhoria </w:t>
+      </w:r>
+      <w:r>
+        <w:lastRenderedPageBreak/>
+        <w:t>contínua de processos).</w:t>
+      </w:r>
+      <w:r>
+        <w:t xml:space="preserve"> Embora o CMMI seja reconhecido internacionalmente, ele envolve um alto custo de manutenção além de ser indicado para grandes empresas</w:t>
+      </w:r>
+      <w:r>
+        <w:t>.</w:t>
+      </w:r>
     </w:p>
     <w:p>
       <w:pPr>
@@ -274,6 +498,7 @@
         </w:rPr>
         <w:t xml:space="preserve"> </w:t>
       </w:r>
+      <w:proofErr w:type="spellStart"/>
       <w:r>
         <w:rPr>
           <w:rFonts w:ascii="Arial" w:hAnsi="Arial" w:cs="Arial"/>
@@ -283,56 +508,187 @@
           <w:sz w:val="24"/>
           <w:szCs w:val="24"/>
         </w:rPr>
-        <w:t>Camadas de Segurança Vulneráveis</w:t>
-      </w:r>
-    </w:p>
-    <w:p>
-      <w:pPr>
-        <w:ind w:firstLine="0"/>
-        <w:rPr>
-          <w:szCs w:val="24"/>
-        </w:rPr>
-      </w:pPr>
-      <w:r>
-        <w:rPr>
-          <w:b/>
-          <w:bCs/>
-          <w:szCs w:val="24"/>
-        </w:rPr>
+        <w:t>MpsBr</w:t>
+      </w:r>
+      <w:proofErr w:type="spellEnd"/>
+    </w:p>
+    <w:p>
+      <w:pPr>
+        <w:ind w:firstLine="0"/>
+      </w:pPr>
+      <w:r>
         <w:tab/>
-      </w:r>
-      <w:r>
-        <w:rPr>
-          <w:szCs w:val="24"/>
-        </w:rPr>
-        <w:t xml:space="preserve">A principal falha ocorreu na camada humana que fragilizada pela busca de um novo emprego, deixou-se influenciar por uma ação maliciosa e confiou numa abordagem não verificada. Já na camada técnica, houve ausência de mecanismos como: antivírus eficiente, bloqueio de execução de arquivos suspeitos (maliciosos) e também restrições de permissões. Uma outra ação que poderia contribuir com a proteção nesse caso, seria a validação de contatos externos e controle sobre a instalação e a execução de </w:t>
-      </w:r>
-      <w:r>
-        <w:rPr>
-          <w:i/>
-          <w:iCs/>
-          <w:szCs w:val="24"/>
-        </w:rPr>
-        <w:t xml:space="preserve">softwares </w:t>
-      </w:r>
-      <w:r>
-        <w:rPr>
-          <w:szCs w:val="24"/>
-        </w:rPr>
-        <w:t>desconhecidos.</w:t>
-      </w:r>
-    </w:p>
-    <w:p>
-      <w:pPr>
-        <w:ind w:firstLine="0"/>
-        <w:rPr>
-          <w:szCs w:val="24"/>
-        </w:rPr>
-      </w:pPr>
-    </w:p>
-    <w:p>
-      <w:pPr>
-        <w:pStyle w:val="Ttulo2"/>
+        <w:t xml:space="preserve">Segundo </w:t>
+      </w:r>
+      <w:proofErr w:type="spellStart"/>
+      <w:r>
+        <w:t>DEVMedia</w:t>
+      </w:r>
+      <w:proofErr w:type="spellEnd"/>
+      <w:r>
+        <w:t xml:space="preserve"> (s.d.), o MPS-BR foi desenvolvido para fornecer um modelo de maturidade de processos adaptado à realidade de pequenas e médias empresas brasileiras, de modo a permitir a implementação gradual e custo reduzido. Embora ele também apresente níveis de maturidade semelhantes ao CMMI, apresenta maior quantidade de graduações que são ordenadas por letras alfabéticas, a saber: </w:t>
+      </w:r>
+      <w:r>
+        <w:rPr>
+          <w:rStyle w:val="Forte"/>
+        </w:rPr>
+        <w:t>G (</w:t>
+      </w:r>
+      <w:r>
+        <w:rPr>
+          <w:rStyle w:val="Forte"/>
+        </w:rPr>
+        <w:t xml:space="preserve">Parcialmente gerenciado: </w:t>
+      </w:r>
+      <w:r>
+        <w:rPr>
+          <w:rStyle w:val="Forte"/>
+          <w:b w:val="0"/>
+          <w:bCs w:val="0"/>
+        </w:rPr>
+        <w:t xml:space="preserve">início do gerenciamento de requisitos e de projetos), </w:t>
+      </w:r>
+      <w:r>
+        <w:rPr>
+          <w:rStyle w:val="Forte"/>
+        </w:rPr>
+        <w:t xml:space="preserve">F (Gerenciado: </w:t>
+      </w:r>
+      <w:r>
+        <w:rPr>
+          <w:rStyle w:val="Forte"/>
+          <w:b w:val="0"/>
+          <w:bCs w:val="0"/>
+        </w:rPr>
+        <w:t xml:space="preserve">introdução de controles de medição e gerência de configuração), </w:t>
+      </w:r>
+      <w:r>
+        <w:rPr>
+          <w:rStyle w:val="Forte"/>
+        </w:rPr>
+        <w:t xml:space="preserve">E (Parcialmente Definido: </w:t>
+      </w:r>
+      <w:r>
+        <w:rPr>
+          <w:rStyle w:val="Forte"/>
+          <w:b w:val="0"/>
+          <w:bCs w:val="0"/>
+        </w:rPr>
+        <w:t xml:space="preserve">preocupa-se com a melhoria e controle do processo organizacional), </w:t>
+      </w:r>
+      <w:r>
+        <w:rPr>
+          <w:rStyle w:val="Forte"/>
+        </w:rPr>
+        <w:t xml:space="preserve">D (Largamente definido: </w:t>
+      </w:r>
+      <w:r>
+        <w:rPr>
+          <w:rStyle w:val="Forte"/>
+          <w:b w:val="0"/>
+          <w:bCs w:val="0"/>
+        </w:rPr>
+        <w:t xml:space="preserve">envolve aspectos de verificação, validação, liberação e integração de produtos), </w:t>
+      </w:r>
+      <w:r>
+        <w:rPr>
+          <w:rStyle w:val="Forte"/>
+        </w:rPr>
+        <w:t xml:space="preserve">C (Definido: </w:t>
+      </w:r>
+      <w:r>
+        <w:rPr>
+          <w:rStyle w:val="Forte"/>
+          <w:b w:val="0"/>
+          <w:bCs w:val="0"/>
+        </w:rPr>
+        <w:t xml:space="preserve">processo focado no gerenciamento de riscos), </w:t>
+      </w:r>
+      <w:r>
+        <w:rPr>
+          <w:rStyle w:val="Forte"/>
+        </w:rPr>
+        <w:t xml:space="preserve">B (Gerenciado Quantitativamente: </w:t>
+      </w:r>
+      <w:r>
+        <w:rPr>
+          <w:rStyle w:val="Forte"/>
+          <w:b w:val="0"/>
+          <w:bCs w:val="0"/>
+        </w:rPr>
+        <w:t xml:space="preserve">avalia-se o desempenho dos processos, além da gerência quantitativa) e </w:t>
+      </w:r>
+      <w:r>
+        <w:rPr>
+          <w:rStyle w:val="Forte"/>
+        </w:rPr>
+        <w:t xml:space="preserve">A (Em Otimização: </w:t>
+      </w:r>
+      <w:r>
+        <w:rPr>
+          <w:rStyle w:val="Forte"/>
+          <w:b w:val="0"/>
+          <w:bCs w:val="0"/>
+        </w:rPr>
+        <w:t>preocupação com questões ligadas à inovação e análise de causas).</w:t>
+      </w:r>
+      <w:r>
+        <w:rPr>
+          <w:rStyle w:val="Forte"/>
+          <w:b w:val="0"/>
+          <w:bCs w:val="0"/>
+        </w:rPr>
+        <w:t xml:space="preserve"> Embora </w:t>
+      </w:r>
+      <w:r>
+        <w:t>o</w:t>
+      </w:r>
+      <w:r>
+        <w:t xml:space="preserve"> MPS-BR </w:t>
+      </w:r>
+      <w:r>
+        <w:t xml:space="preserve">seja </w:t>
+      </w:r>
+      <w:r>
+        <w:t>reconhecido</w:t>
+      </w:r>
+      <w:r>
+        <w:t xml:space="preserve"> apenas</w:t>
+      </w:r>
+      <w:r>
+        <w:t xml:space="preserve"> nacionalmente</w:t>
+      </w:r>
+      <w:r>
+        <w:t xml:space="preserve"> e na América Latina,</w:t>
+      </w:r>
+      <w:r>
+        <w:t xml:space="preserve"> e</w:t>
+      </w:r>
+      <w:r>
+        <w:t>le</w:t>
+      </w:r>
+      <w:r>
+        <w:t xml:space="preserve"> facilita a adoção de boas práticas em empresas de menor porte, com menor complexidade de implementação e </w:t>
+      </w:r>
+      <w:r>
+        <w:t xml:space="preserve">menor </w:t>
+      </w:r>
+      <w:r>
+        <w:t>investimento.</w:t>
+      </w:r>
+    </w:p>
+    <w:p>
+      <w:pPr>
+        <w:ind w:firstLine="0"/>
+        <w:rPr>
+          <w:szCs w:val="24"/>
+        </w:rPr>
+      </w:pPr>
+    </w:p>
+    <w:p>
+      <w:pPr>
+        <w:pStyle w:val="Ttulo1"/>
+        <w:ind w:firstLine="0"/>
         <w:rPr>
           <w:rFonts w:ascii="Arial" w:hAnsi="Arial" w:cs="Arial"/>
           <w:b/>
@@ -351,7 +707,7 @@
           <w:sz w:val="24"/>
           <w:szCs w:val="24"/>
         </w:rPr>
-        <w:t>1.</w:t>
+        <w:t>2</w:t>
       </w:r>
       <w:r>
         <w:rPr>
@@ -362,7 +718,7 @@
           <w:sz w:val="24"/>
           <w:szCs w:val="24"/>
         </w:rPr>
-        <w:t>3</w:t>
+        <w:t xml:space="preserve"> </w:t>
       </w:r>
       <w:r>
         <w:rPr>
@@ -373,451 +729,51 @@
           <w:sz w:val="24"/>
           <w:szCs w:val="24"/>
         </w:rPr>
-        <w:t xml:space="preserve"> </w:t>
-      </w:r>
-      <w:r>
-        <w:rPr>
-          <w:rFonts w:ascii="Arial" w:hAnsi="Arial" w:cs="Arial"/>
+        <w:t>LEVANTAMENTO DE BOAS PRÁTICAS</w:t>
+      </w:r>
+    </w:p>
+    <w:p>
+      <w:pPr>
+        <w:ind w:firstLine="0"/>
+      </w:pPr>
+      <w:r>
+        <w:tab/>
+      </w:r>
+      <w:r>
+        <w:t>De acordo com DEVMEDIA</w:t>
+      </w:r>
+      <w:r>
+        <w:t xml:space="preserve">, </w:t>
+      </w:r>
+      <w:r>
+        <w:t>(s.d.), para as pequenas empresas, é recomendável a adoção de boas práticas de testes de software que mantenham uma relação de equilíbrio entre qualidade e custo envolvidos. Entre as práticas principais, estão: testes automatizados em partes críticas,</w:t>
+      </w:r>
+      <w:r>
+        <w:t xml:space="preserve"> que permitirão uma repetição eficiente; testes manuais exploratórios a fim de identificarem falhas não previstas no desenvolvimento; planejamento de casos de teste com priorização de funcionalidades essenciais; uso de ferramenta de código aberto (gratuitas) de modo a reduzir custos de produção. A somatória dessas práticas permitirá o aumento da confiabilidade do software sem a sobrecarga das equipes enxutas, geralmente encontradas em pequenas organizações.</w:t>
+      </w:r>
+    </w:p>
+    <w:p>
+      <w:pPr>
+        <w:ind w:firstLine="0"/>
+      </w:pPr>
+    </w:p>
+    <w:p>
+      <w:pPr>
+        <w:ind w:firstLine="0"/>
+        <w:rPr>
+          <w:rFonts w:cs="Arial"/>
           <w:b/>
           <w:bCs/>
           <w:color w:val="000000" w:themeColor="text1"/>
-          <w:sz w:val="24"/>
-          <w:szCs w:val="24"/>
-        </w:rPr>
-        <w:t>Ações de Prevenção</w:t>
-      </w:r>
-    </w:p>
-    <w:p>
-      <w:pPr>
-        <w:ind w:firstLine="0"/>
-        <w:rPr>
-          <w:szCs w:val="24"/>
-        </w:rPr>
-      </w:pPr>
-      <w:r>
-        <w:rPr>
-          <w:b/>
-          <w:bCs/>
-          <w:szCs w:val="24"/>
-        </w:rPr>
-        <w:tab/>
-      </w:r>
-      <w:r>
-        <w:rPr>
-          <w:szCs w:val="24"/>
-        </w:rPr>
-        <w:t xml:space="preserve">Em primeiro lugar, investir em treinamento e conscientização dos colaboradores sobre engenharia social, uma vez que a principal falha ocorreu na camada humana. Em segundo lugar, poderia ser implementados controles técnicos como antivírus atualizado e de confiança, </w:t>
-      </w:r>
-      <w:r>
-        <w:rPr>
-          <w:i/>
-          <w:iCs/>
-          <w:szCs w:val="24"/>
-        </w:rPr>
-        <w:t>firewall</w:t>
-      </w:r>
-      <w:r>
-        <w:rPr>
-          <w:szCs w:val="24"/>
-        </w:rPr>
-        <w:t xml:space="preserve"> além de restrições na execução de arquivos externos. Por fim, poderia estabelecer políticas internas claras, como por </w:t>
-      </w:r>
-      <w:r>
-        <w:rPr>
-          <w:szCs w:val="24"/>
-        </w:rPr>
-        <w:lastRenderedPageBreak/>
-        <w:t xml:space="preserve">exemplo: a validação de contatos profissionais e proibição de acessos ou </w:t>
-      </w:r>
-      <w:r>
-        <w:rPr>
-          <w:i/>
-          <w:iCs/>
-          <w:szCs w:val="24"/>
-        </w:rPr>
-        <w:t xml:space="preserve">downloads </w:t>
-      </w:r>
-      <w:r>
-        <w:rPr>
-          <w:szCs w:val="24"/>
-        </w:rPr>
-        <w:t>de conteúdos não autorizados ou suspeitos nos dispositivos corporativos.</w:t>
-      </w:r>
-    </w:p>
-    <w:p>
-      <w:pPr>
-        <w:ind w:firstLine="0"/>
-        <w:rPr>
-          <w:szCs w:val="24"/>
-        </w:rPr>
-      </w:pPr>
-    </w:p>
-    <w:p>
-      <w:pPr>
-        <w:pStyle w:val="Ttulo1"/>
-        <w:ind w:firstLine="0"/>
-        <w:rPr>
-          <w:rFonts w:ascii="Arial" w:hAnsi="Arial" w:cs="Arial"/>
+          <w:szCs w:val="24"/>
+        </w:rPr>
+      </w:pPr>
+      <w:r>
+        <w:rPr>
+          <w:rFonts w:cs="Arial"/>
           <w:b/>
           <w:bCs/>
           <w:color w:val="000000" w:themeColor="text1"/>
-          <w:sz w:val="24"/>
-          <w:szCs w:val="24"/>
-        </w:rPr>
-      </w:pPr>
-      <w:r>
-        <w:rPr>
-          <w:rFonts w:ascii="Arial" w:hAnsi="Arial" w:cs="Arial"/>
-          <w:b/>
-          <w:bCs/>
-          <w:color w:val="000000" w:themeColor="text1"/>
-          <w:sz w:val="24"/>
-          <w:szCs w:val="24"/>
-        </w:rPr>
-        <w:t>2 ATIVIDADE 02</w:t>
-      </w:r>
-    </w:p>
-    <w:p>
-      <w:pPr>
-        <w:pStyle w:val="Ttulo2"/>
-        <w:rPr>
-          <w:rFonts w:ascii="Arial" w:hAnsi="Arial" w:cs="Arial"/>
-          <w:b/>
-          <w:bCs/>
-          <w:color w:val="000000" w:themeColor="text1"/>
-          <w:sz w:val="24"/>
-          <w:szCs w:val="24"/>
-        </w:rPr>
-      </w:pPr>
-      <w:r>
-        <w:rPr>
-          <w:rFonts w:ascii="Arial" w:hAnsi="Arial" w:cs="Arial"/>
-          <w:b/>
-          <w:bCs/>
-          <w:color w:val="000000" w:themeColor="text1"/>
-          <w:sz w:val="24"/>
-          <w:szCs w:val="24"/>
-        </w:rPr>
-        <w:t>2.1</w:t>
-      </w:r>
-      <w:r>
-        <w:rPr>
-          <w:rFonts w:ascii="Arial" w:hAnsi="Arial" w:cs="Arial"/>
-          <w:b/>
-          <w:bCs/>
-          <w:color w:val="000000" w:themeColor="text1"/>
-          <w:sz w:val="24"/>
-          <w:szCs w:val="24"/>
-        </w:rPr>
-        <w:t xml:space="preserve"> Técnicas </w:t>
-      </w:r>
-      <w:r>
-        <w:rPr>
-          <w:rFonts w:ascii="Arial" w:hAnsi="Arial" w:cs="Arial"/>
-          <w:b/>
-          <w:bCs/>
-          <w:color w:val="000000" w:themeColor="text1"/>
-          <w:sz w:val="24"/>
-          <w:szCs w:val="24"/>
-        </w:rPr>
-        <w:t>U</w:t>
-      </w:r>
-      <w:r>
-        <w:rPr>
-          <w:rFonts w:ascii="Arial" w:hAnsi="Arial" w:cs="Arial"/>
-          <w:b/>
-          <w:bCs/>
-          <w:color w:val="000000" w:themeColor="text1"/>
-          <w:sz w:val="24"/>
-          <w:szCs w:val="24"/>
-        </w:rPr>
-        <w:t>tilizadas</w:t>
-      </w:r>
-    </w:p>
-    <w:p>
-      <w:pPr>
-        <w:ind w:firstLine="0"/>
-        <w:rPr>
-          <w:szCs w:val="24"/>
-        </w:rPr>
-      </w:pPr>
-      <w:r>
-        <w:rPr>
-          <w:b/>
-          <w:bCs/>
-          <w:szCs w:val="24"/>
-        </w:rPr>
-        <w:tab/>
-      </w:r>
-      <w:r>
-        <w:rPr>
-          <w:szCs w:val="24"/>
-        </w:rPr>
-        <w:t xml:space="preserve">Segundo a Inteligência Artificial (ChatGPT), SQL </w:t>
-      </w:r>
-      <w:r>
-        <w:rPr>
-          <w:i/>
-          <w:iCs/>
-          <w:szCs w:val="24"/>
-        </w:rPr>
-        <w:t>Injection</w:t>
-      </w:r>
-      <w:r>
-        <w:rPr>
-          <w:i/>
-          <w:iCs/>
-          <w:szCs w:val="24"/>
-        </w:rPr>
-        <w:t xml:space="preserve"> </w:t>
-      </w:r>
-      <w:r>
-        <w:rPr>
-          <w:szCs w:val="24"/>
-        </w:rPr>
-        <w:t xml:space="preserve">é um </w:t>
-      </w:r>
-      <w:r>
-        <w:rPr>
-          <w:szCs w:val="24"/>
-        </w:rPr>
-        <w:t>tipo de ataque que explora falhas em aplicações que acessam banco de dados. O invasor insere comandos maliciosos em campos de entrada (</w:t>
-      </w:r>
-      <w:r>
-        <w:rPr>
-          <w:i/>
-          <w:iCs/>
-          <w:szCs w:val="24"/>
-        </w:rPr>
-        <w:t xml:space="preserve">inputs) </w:t>
-      </w:r>
-      <w:r>
-        <w:rPr>
-          <w:szCs w:val="24"/>
-        </w:rPr>
-        <w:t xml:space="preserve">como, por exemplo, </w:t>
-      </w:r>
-      <w:r>
-        <w:rPr>
-          <w:i/>
-          <w:iCs/>
-          <w:szCs w:val="24"/>
-        </w:rPr>
-        <w:t xml:space="preserve">login </w:t>
-      </w:r>
-      <w:r>
-        <w:rPr>
-          <w:szCs w:val="24"/>
-        </w:rPr>
-        <w:t xml:space="preserve">ou busca, que são executados pelo banco. Esse tipo de situação pode ocorrer quando não há a validação adequada de entradas, permitindo o acesso indevido, em que o a entidade mal intencionada consegue a obtenção, alteração ou até mesmo a exclusão de informações sensíveis. </w:t>
-      </w:r>
-    </w:p>
-    <w:p>
-      <w:pPr>
-        <w:ind w:firstLine="0"/>
-        <w:rPr>
-          <w:szCs w:val="24"/>
-        </w:rPr>
-      </w:pPr>
-    </w:p>
-    <w:p>
-      <w:pPr>
-        <w:pStyle w:val="Ttulo2"/>
-        <w:rPr>
-          <w:rFonts w:ascii="Arial" w:hAnsi="Arial" w:cs="Arial"/>
-          <w:b/>
-          <w:bCs/>
-          <w:color w:val="000000" w:themeColor="text1"/>
-          <w:sz w:val="24"/>
-          <w:szCs w:val="24"/>
-        </w:rPr>
-      </w:pPr>
-      <w:r>
-        <w:rPr>
-          <w:rFonts w:ascii="Arial" w:hAnsi="Arial" w:cs="Arial"/>
-          <w:b/>
-          <w:bCs/>
-          <w:color w:val="000000" w:themeColor="text1"/>
-          <w:sz w:val="24"/>
-          <w:szCs w:val="24"/>
-        </w:rPr>
-        <w:t>2.2</w:t>
-      </w:r>
-      <w:r>
-        <w:rPr>
-          <w:rFonts w:ascii="Arial" w:hAnsi="Arial" w:cs="Arial"/>
-          <w:b/>
-          <w:bCs/>
-          <w:color w:val="000000" w:themeColor="text1"/>
-          <w:sz w:val="24"/>
-          <w:szCs w:val="24"/>
-        </w:rPr>
-        <w:t xml:space="preserve"> </w:t>
-      </w:r>
-      <w:r>
-        <w:rPr>
-          <w:rFonts w:ascii="Arial" w:hAnsi="Arial" w:cs="Arial"/>
-          <w:b/>
-          <w:bCs/>
-          <w:color w:val="000000" w:themeColor="text1"/>
-          <w:sz w:val="24"/>
-          <w:szCs w:val="24"/>
-        </w:rPr>
-        <w:t>DDoS</w:t>
-      </w:r>
-    </w:p>
-    <w:p>
-      <w:pPr>
-        <w:ind w:firstLine="0"/>
-        <w:rPr>
-          <w:szCs w:val="24"/>
-        </w:rPr>
-      </w:pPr>
-      <w:r>
-        <w:rPr>
-          <w:b/>
-          <w:bCs/>
-          <w:szCs w:val="24"/>
-        </w:rPr>
-        <w:tab/>
-      </w:r>
-      <w:r>
-        <w:rPr>
-          <w:szCs w:val="24"/>
-        </w:rPr>
-        <w:t>O ataque DDoS (</w:t>
-      </w:r>
-      <w:r>
-        <w:rPr>
-          <w:i/>
-          <w:iCs/>
-          <w:szCs w:val="24"/>
-        </w:rPr>
-        <w:t>Distributed Denial of Service</w:t>
-      </w:r>
-      <w:r>
-        <w:rPr>
-          <w:szCs w:val="24"/>
-        </w:rPr>
-        <w:t>) consiste em sobrecarregar um servidor ou sistema com grande volume de acessos simultâneos que geralmente vêm de vários dispositivos comprometidos e, desse modo, formam uma rede que é chamada de botnet. O principal impacto de um ataque DDoS é a lentidão ou indisponibilidade do sistema, o que impede o uso legítimo por usuários reais. Um caso real desse tipo de ataque foi com a atual empresa Activision Blizzard. De acordo com o site JovemNerd (2018) a empresa confirmou ter sofrido um ataque de DDoS grande na madrugada de 13 a 14 de abriu</w:t>
-      </w:r>
-      <w:r>
-        <w:rPr>
-          <w:szCs w:val="24"/>
-        </w:rPr>
-        <w:t xml:space="preserve"> de 2016</w:t>
-      </w:r>
-      <w:r>
-        <w:rPr>
-          <w:szCs w:val="24"/>
-        </w:rPr>
-        <w:t>, o que resultou em falhas ou problemas nos servidores dos jogos da empresa.</w:t>
-      </w:r>
-    </w:p>
-    <w:p>
-      <w:pPr>
-        <w:ind w:firstLine="0"/>
-        <w:rPr>
-          <w:szCs w:val="24"/>
-        </w:rPr>
-      </w:pPr>
-    </w:p>
-    <w:p>
-      <w:pPr>
-        <w:pStyle w:val="Ttulo2"/>
-        <w:rPr>
-          <w:rFonts w:ascii="Arial" w:hAnsi="Arial" w:cs="Arial"/>
-          <w:b/>
-          <w:bCs/>
-          <w:color w:val="000000" w:themeColor="text1"/>
-          <w:sz w:val="24"/>
-          <w:szCs w:val="24"/>
-        </w:rPr>
-      </w:pPr>
-      <w:r>
-        <w:rPr>
-          <w:rFonts w:ascii="Arial" w:hAnsi="Arial" w:cs="Arial"/>
-          <w:b/>
-          <w:bCs/>
-          <w:color w:val="000000" w:themeColor="text1"/>
-          <w:sz w:val="24"/>
-          <w:szCs w:val="24"/>
-        </w:rPr>
-        <w:t>2.3</w:t>
-      </w:r>
-      <w:r>
-        <w:rPr>
-          <w:rFonts w:ascii="Arial" w:hAnsi="Arial" w:cs="Arial"/>
-          <w:b/>
-          <w:bCs/>
-          <w:color w:val="000000" w:themeColor="text1"/>
-          <w:sz w:val="24"/>
-          <w:szCs w:val="24"/>
-        </w:rPr>
-        <w:t xml:space="preserve"> </w:t>
-      </w:r>
-      <w:r>
-        <w:rPr>
-          <w:rFonts w:ascii="Arial" w:hAnsi="Arial" w:cs="Arial"/>
-          <w:b/>
-          <w:bCs/>
-          <w:color w:val="000000" w:themeColor="text1"/>
-          <w:sz w:val="24"/>
-          <w:szCs w:val="24"/>
-        </w:rPr>
-        <w:t>Como Evitar SQL Injection</w:t>
-      </w:r>
-    </w:p>
-    <w:p>
-      <w:pPr>
-        <w:ind w:firstLine="0"/>
-        <w:rPr>
-          <w:szCs w:val="24"/>
-        </w:rPr>
-      </w:pPr>
-      <w:r>
-        <w:rPr>
-          <w:b/>
-          <w:bCs/>
-          <w:szCs w:val="24"/>
-        </w:rPr>
-        <w:tab/>
-      </w:r>
-      <w:r>
-        <w:rPr>
-          <w:szCs w:val="24"/>
-        </w:rPr>
-        <w:t>Para evitar SQL Injection, é essencial utilizar queries parametrizadas (prepared statements), que impedem a execução de comandos maliciosos. Também é indicado validar e sanitizar todas as entradas do usuário, utilizar ORMs confiáveis e aplicar o princípio do menor privilégio no BD. Por fim, também é importante que o sistema esteja sempre atualizado e realizar testes de segurança regularmente.</w:t>
-      </w:r>
-    </w:p>
-    <w:p>
-      <w:pPr>
-        <w:ind w:firstLine="0"/>
-        <w:rPr>
-          <w:szCs w:val="24"/>
-        </w:rPr>
-      </w:pPr>
-    </w:p>
-    <w:p>
-      <w:pPr>
-        <w:pStyle w:val="Ttulo1"/>
-        <w:ind w:firstLine="0"/>
-        <w:rPr>
-          <w:rFonts w:ascii="Arial" w:hAnsi="Arial" w:cs="Arial"/>
-          <w:b/>
-          <w:bCs/>
-          <w:color w:val="000000" w:themeColor="text1"/>
-          <w:sz w:val="24"/>
-          <w:szCs w:val="24"/>
-        </w:rPr>
-      </w:pPr>
-      <w:r>
-        <w:rPr>
-          <w:rFonts w:ascii="Arial" w:hAnsi="Arial" w:cs="Arial"/>
-          <w:b/>
-          <w:bCs/>
-          <w:color w:val="000000" w:themeColor="text1"/>
-          <w:sz w:val="24"/>
           <w:szCs w:val="24"/>
         </w:rPr>
         <w:lastRenderedPageBreak/>
@@ -825,379 +781,412 @@
       </w:r>
       <w:r>
         <w:rPr>
-          <w:rFonts w:ascii="Arial" w:hAnsi="Arial" w:cs="Arial"/>
+          <w:rFonts w:cs="Arial"/>
           <w:b/>
           <w:bCs/>
           <w:color w:val="000000" w:themeColor="text1"/>
-          <w:sz w:val="24"/>
           <w:szCs w:val="24"/>
         </w:rPr>
         <w:t xml:space="preserve"> </w:t>
       </w:r>
       <w:r>
         <w:rPr>
-          <w:rFonts w:ascii="Arial" w:hAnsi="Arial" w:cs="Arial"/>
+          <w:rFonts w:cs="Arial"/>
           <w:b/>
           <w:bCs/>
           <w:color w:val="000000" w:themeColor="text1"/>
-          <w:sz w:val="24"/>
-          <w:szCs w:val="24"/>
-        </w:rPr>
-        <w:t>SEMELHANÇAS E DIFERENÇAS</w:t>
-      </w:r>
-    </w:p>
-    <w:p>
-      <w:pPr>
-        <w:pStyle w:val="Ttulo2"/>
-        <w:rPr>
-          <w:rFonts w:ascii="Arial" w:hAnsi="Arial" w:cs="Arial"/>
-          <w:b/>
-          <w:bCs/>
-          <w:color w:val="000000" w:themeColor="text1"/>
-          <w:sz w:val="24"/>
-          <w:szCs w:val="24"/>
-        </w:rPr>
-      </w:pPr>
-      <w:r>
-        <w:rPr>
-          <w:rFonts w:ascii="Arial" w:hAnsi="Arial" w:cs="Arial"/>
-          <w:b/>
-          <w:bCs/>
-          <w:color w:val="000000" w:themeColor="text1"/>
-          <w:sz w:val="24"/>
-          <w:szCs w:val="24"/>
-        </w:rPr>
-        <w:t>3.1</w:t>
-      </w:r>
-      <w:r>
-        <w:rPr>
-          <w:rFonts w:ascii="Arial" w:hAnsi="Arial" w:cs="Arial"/>
-          <w:b/>
-          <w:bCs/>
-          <w:color w:val="000000" w:themeColor="text1"/>
-          <w:sz w:val="24"/>
-          <w:szCs w:val="24"/>
+          <w:szCs w:val="24"/>
+        </w:rPr>
+        <w:t>COMPARAÇÃO DE MATURIDADE MPS-BR</w:t>
+      </w:r>
+    </w:p>
+    <w:p>
+      <w:pPr>
+        <w:ind w:firstLine="0"/>
+        <w:rPr>
+          <w:szCs w:val="24"/>
+        </w:rPr>
+      </w:pPr>
+      <w:r>
+        <w:tab/>
+      </w:r>
+      <w:r>
+        <w:t xml:space="preserve">Os níveis de maturidade desse modelo são projetados para permitir que pequenas e médias empresas implementem melhorias de forma prática e garantida. Nos níveis iniciais, descritos no subcapítulo </w:t>
+      </w:r>
+      <w:r>
+        <w:rPr>
+          <w:b/>
+          <w:bCs/>
+        </w:rPr>
+        <w:t>1.2 “</w:t>
+      </w:r>
+      <w:proofErr w:type="spellStart"/>
+      <w:r>
+        <w:rPr>
+          <w:b/>
+          <w:bCs/>
+        </w:rPr>
+        <w:t>MpsBr</w:t>
+      </w:r>
+      <w:proofErr w:type="spellEnd"/>
+      <w:r>
+        <w:rPr>
+          <w:b/>
+          <w:bCs/>
+        </w:rPr>
+        <w:t>”</w:t>
+      </w:r>
+      <w:r>
+        <w:rPr>
+          <w:b/>
+          <w:bCs/>
         </w:rPr>
         <w:t xml:space="preserve"> </w:t>
       </w:r>
       <w:r>
-        <w:rPr>
-          <w:rFonts w:ascii="Arial" w:hAnsi="Arial" w:cs="Arial"/>
-          <w:b/>
-          <w:bCs/>
-          <w:color w:val="000000" w:themeColor="text1"/>
-          <w:sz w:val="24"/>
-          <w:szCs w:val="24"/>
-        </w:rPr>
-        <w:t>Semelhanças</w:t>
-      </w:r>
-    </w:p>
-    <w:p>
-      <w:pPr>
-        <w:ind w:firstLine="0"/>
-        <w:rPr>
-          <w:szCs w:val="24"/>
-        </w:rPr>
-      </w:pPr>
-      <w:r>
-        <w:rPr>
-          <w:b/>
-          <w:bCs/>
-          <w:szCs w:val="24"/>
-        </w:rPr>
-        <w:tab/>
-      </w:r>
-      <w:r>
-        <w:rPr>
-          <w:szCs w:val="24"/>
-        </w:rPr>
-        <w:t>As respostas obtidas por meio da IA apresentam alinhamento com o material “Mergulhando no Tema” à medida que defini o SQL Injection como a inserção de comandos maliciosos sobretudo nos campos de entradas (</w:t>
-      </w:r>
-      <w:r>
-        <w:rPr>
-          <w:i/>
-          <w:iCs/>
-          <w:szCs w:val="24"/>
-        </w:rPr>
-        <w:t xml:space="preserve">inputs) </w:t>
-      </w:r>
-      <w:r>
-        <w:rPr>
-          <w:szCs w:val="24"/>
-        </w:rPr>
-        <w:t>dos sistemas como, por exemplo, login e senha de usuários, explorando, dessa forma falhas de validação. Além disso, há concordância ao destacar que esses ataques comprometem dados sensíveis e a segurança da informação, afetando a confidencialidade, integridade e disponibilidade do sistema.</w:t>
-      </w:r>
-    </w:p>
-    <w:p>
-      <w:pPr>
-        <w:ind w:firstLine="0"/>
-        <w:rPr>
-          <w:szCs w:val="24"/>
-        </w:rPr>
-      </w:pPr>
-    </w:p>
-    <w:p>
-      <w:pPr>
-        <w:pStyle w:val="Ttulo2"/>
-        <w:rPr>
-          <w:rFonts w:ascii="Arial" w:hAnsi="Arial" w:cs="Arial"/>
-          <w:b/>
-          <w:bCs/>
-          <w:color w:val="000000" w:themeColor="text1"/>
-          <w:sz w:val="24"/>
-          <w:szCs w:val="24"/>
-        </w:rPr>
-      </w:pPr>
-      <w:r>
-        <w:rPr>
-          <w:rFonts w:ascii="Arial" w:hAnsi="Arial" w:cs="Arial"/>
-          <w:b/>
-          <w:bCs/>
-          <w:color w:val="000000" w:themeColor="text1"/>
-          <w:sz w:val="24"/>
-          <w:szCs w:val="24"/>
-        </w:rPr>
-        <w:t>3.1</w:t>
-      </w:r>
-      <w:r>
-        <w:rPr>
-          <w:rFonts w:ascii="Arial" w:hAnsi="Arial" w:cs="Arial"/>
-          <w:b/>
-          <w:bCs/>
-          <w:color w:val="000000" w:themeColor="text1"/>
-          <w:sz w:val="24"/>
-          <w:szCs w:val="24"/>
-        </w:rPr>
+        <w:t xml:space="preserve">a etapa </w:t>
+      </w:r>
+      <w:r>
+        <w:rPr>
+          <w:b/>
+          <w:bCs/>
+        </w:rPr>
+        <w:t xml:space="preserve">G e F, </w:t>
+      </w:r>
+      <w:r>
+        <w:t xml:space="preserve">objetivam o enfoque em processos básicos, documentação e controle de execução. À medida que os níveis avançam para </w:t>
+      </w:r>
+      <w:r>
+        <w:rPr>
+          <w:b/>
+          <w:bCs/>
+        </w:rPr>
+        <w:t xml:space="preserve">E </w:t>
+      </w:r>
+      <w:proofErr w:type="spellStart"/>
+      <w:r>
+        <w:rPr>
+          <w:b/>
+          <w:bCs/>
+        </w:rPr>
+        <w:t>e</w:t>
+      </w:r>
+      <w:proofErr w:type="spellEnd"/>
+      <w:r>
+        <w:rPr>
+          <w:b/>
+          <w:bCs/>
+        </w:rPr>
+        <w:t xml:space="preserve"> D, </w:t>
+      </w:r>
+      <w:r>
+        <w:t xml:space="preserve">a foco passa a ser na padronização, monitoramento e medição de processos. Já nos níveis mais altos </w:t>
+      </w:r>
+      <w:r>
+        <w:rPr>
+          <w:b/>
+          <w:bCs/>
+        </w:rPr>
+        <w:t xml:space="preserve">C, B e A, </w:t>
+      </w:r>
+      <w:r>
+        <w:t xml:space="preserve">enfatiza-se a excelência por meio da filosofia da melhoria contínua, tornando processos aplicáveis de forma prática, escalável e adaptável ao crescimento organizacional, ou seja, garantia de </w:t>
+      </w:r>
+      <w:r>
+        <w:t>uma arquitetura sustentável ao longo do tempo.</w:t>
+      </w:r>
+    </w:p>
+    <w:p>
+      <w:pPr>
+        <w:ind w:firstLine="0"/>
+        <w:rPr>
+          <w:szCs w:val="24"/>
+        </w:rPr>
+      </w:pPr>
+    </w:p>
+    <w:p>
+      <w:pPr>
+        <w:ind w:firstLine="0"/>
+        <w:rPr>
+          <w:szCs w:val="24"/>
+        </w:rPr>
+      </w:pPr>
+    </w:p>
+    <w:p>
+      <w:pPr>
+        <w:ind w:firstLine="0"/>
+        <w:rPr>
+          <w:szCs w:val="24"/>
+        </w:rPr>
+      </w:pPr>
+    </w:p>
+    <w:p>
+      <w:pPr>
+        <w:ind w:firstLine="0"/>
+        <w:rPr>
+          <w:szCs w:val="24"/>
+        </w:rPr>
+      </w:pPr>
+    </w:p>
+    <w:p>
+      <w:pPr>
+        <w:ind w:firstLine="0"/>
+        <w:rPr>
+          <w:szCs w:val="24"/>
+        </w:rPr>
+      </w:pPr>
+    </w:p>
+    <w:p>
+      <w:pPr>
+        <w:ind w:firstLine="0"/>
+        <w:rPr>
+          <w:szCs w:val="24"/>
+        </w:rPr>
+      </w:pPr>
+    </w:p>
+    <w:p>
+      <w:pPr>
+        <w:ind w:firstLine="0"/>
+        <w:rPr>
+          <w:szCs w:val="24"/>
+        </w:rPr>
+      </w:pPr>
+    </w:p>
+    <w:p>
+      <w:pPr>
+        <w:ind w:firstLine="0"/>
+        <w:rPr>
+          <w:szCs w:val="24"/>
+        </w:rPr>
+      </w:pPr>
+    </w:p>
+    <w:p>
+      <w:pPr>
+        <w:ind w:firstLine="0"/>
+        <w:rPr>
+          <w:szCs w:val="24"/>
+        </w:rPr>
+      </w:pPr>
+    </w:p>
+    <w:p>
+      <w:pPr>
+        <w:ind w:firstLine="0"/>
+        <w:jc w:val="center"/>
+        <w:rPr>
+          <w:b/>
+          <w:bCs/>
+          <w:szCs w:val="24"/>
+        </w:rPr>
+      </w:pPr>
+      <w:r>
+        <w:rPr>
+          <w:b/>
+          <w:bCs/>
+          <w:szCs w:val="24"/>
+        </w:rPr>
+        <w:t>RFERÊNCIAS</w:t>
+      </w:r>
+    </w:p>
+    <w:p>
+      <w:pPr>
+        <w:spacing w:line="240" w:lineRule="auto"/>
+        <w:ind w:firstLine="0"/>
+        <w:jc w:val="left"/>
+      </w:pPr>
+      <w:r>
+        <w:rPr>
+          <w:rStyle w:val="Forte"/>
+          <w:b w:val="0"/>
+          <w:bCs w:val="0"/>
+        </w:rPr>
+        <w:t>KITAMURA, Celso</w:t>
+      </w:r>
+      <w:r>
+        <w:rPr>
+          <w:rStyle w:val="Forte"/>
+        </w:rPr>
+        <w:t>.</w:t>
+      </w:r>
+      <w:r>
         <w:t xml:space="preserve"> </w:t>
       </w:r>
       <w:r>
         <w:rPr>
-          <w:rFonts w:ascii="Arial" w:hAnsi="Arial" w:cs="Arial"/>
-          <w:b/>
-          <w:bCs/>
-          <w:color w:val="000000" w:themeColor="text1"/>
-          <w:sz w:val="24"/>
-          <w:szCs w:val="24"/>
-        </w:rPr>
-        <w:t>Diferenças</w:t>
-      </w:r>
-    </w:p>
-    <w:p>
-      <w:pPr>
-        <w:ind w:firstLine="0"/>
-        <w:rPr>
-          <w:szCs w:val="24"/>
-        </w:rPr>
-      </w:pPr>
-      <w:r>
-        <w:rPr>
-          <w:b/>
-          <w:bCs/>
-          <w:szCs w:val="24"/>
-        </w:rPr>
-        <w:tab/>
-      </w:r>
-      <w:r>
-        <w:rPr>
-          <w:szCs w:val="24"/>
-        </w:rPr>
-        <w:t>A principal diferenças está no nível de aprofundamento, a IA complementa o conteúdo trazendo práticas modernas de prevenção, como o uso dequeries parametrizadas e ORMs, que nem sempre se mantém atualizadas com a evolução das tecnologias. Outro ponto de divergência é que a IA apresenta uma abordagem mais aplicada sobre o assunto enquanto o material tende a focar em conceitos mais gerais e “permanentes” sobre a segurança da informação.</w:t>
-      </w:r>
-    </w:p>
-    <w:p>
-      <w:pPr>
-        <w:ind w:firstLine="0"/>
-        <w:rPr>
-          <w:szCs w:val="24"/>
-        </w:rPr>
-      </w:pPr>
-    </w:p>
-    <w:p>
-      <w:pPr>
-        <w:ind w:firstLine="0"/>
-        <w:rPr>
-          <w:szCs w:val="24"/>
-        </w:rPr>
-      </w:pPr>
-    </w:p>
-    <w:p>
-      <w:pPr>
-        <w:ind w:firstLine="0"/>
-        <w:rPr>
-          <w:szCs w:val="24"/>
-        </w:rPr>
-      </w:pPr>
-    </w:p>
-    <w:p>
-      <w:pPr>
-        <w:ind w:firstLine="0"/>
-        <w:rPr>
-          <w:szCs w:val="24"/>
-        </w:rPr>
-      </w:pPr>
-    </w:p>
-    <w:p>
-      <w:pPr>
-        <w:ind w:firstLine="0"/>
-        <w:rPr>
-          <w:szCs w:val="24"/>
-        </w:rPr>
-      </w:pPr>
-    </w:p>
-    <w:p>
-      <w:pPr>
-        <w:ind w:firstLine="0"/>
-        <w:rPr>
-          <w:szCs w:val="24"/>
-        </w:rPr>
-      </w:pPr>
-    </w:p>
-    <w:p>
-      <w:pPr>
-        <w:ind w:firstLine="0"/>
-        <w:rPr>
-          <w:szCs w:val="24"/>
-        </w:rPr>
-      </w:pPr>
-    </w:p>
-    <w:p>
-      <w:pPr>
-        <w:ind w:firstLine="0"/>
-        <w:rPr>
-          <w:szCs w:val="24"/>
-        </w:rPr>
-      </w:pPr>
-    </w:p>
-    <w:p>
-      <w:pPr>
-        <w:ind w:firstLine="0"/>
-        <w:jc w:val="center"/>
-        <w:rPr>
-          <w:b/>
-          <w:bCs/>
-          <w:szCs w:val="24"/>
-        </w:rPr>
-      </w:pPr>
-      <w:r>
-        <w:rPr>
-          <w:b/>
-          <w:bCs/>
-          <w:szCs w:val="24"/>
-        </w:rPr>
-        <w:t>RFERÊNCIAS</w:t>
-      </w:r>
-    </w:p>
-    <w:p>
-      <w:pPr>
-        <w:spacing w:line="240" w:lineRule="auto"/>
-        <w:ind w:firstLine="0"/>
-        <w:jc w:val="left"/>
-        <w:rPr>
-          <w:b/>
-          <w:bCs/>
-          <w:szCs w:val="24"/>
-        </w:rPr>
-      </w:pPr>
-      <w:r>
-        <w:rPr>
-          <w:szCs w:val="24"/>
-        </w:rPr>
-        <w:t xml:space="preserve">JACOBS, Guilherme. </w:t>
-      </w:r>
-      <w:r>
-        <w:rPr>
           <w:rStyle w:val="nfase"/>
-          <w:b/>
-          <w:bCs/>
-          <w:szCs w:val="24"/>
-        </w:rPr>
-        <w:t>Battle.net sofre com ataque de DDoS e jogos da Blizzard ficam offline</w:t>
-      </w:r>
-      <w:r>
-        <w:rPr>
-          <w:b/>
-          <w:bCs/>
-          <w:szCs w:val="24"/>
-        </w:rPr>
-        <w:t xml:space="preserve">. </w:t>
-      </w:r>
-      <w:r>
-        <w:rPr>
-          <w:rStyle w:val="whitespace-normal"/>
-          <w:b/>
-          <w:bCs/>
-          <w:szCs w:val="24"/>
-        </w:rPr>
-        <w:t>Jovem Nerd</w:t>
-      </w:r>
-      <w:r>
-        <w:rPr>
-          <w:szCs w:val="24"/>
-        </w:rPr>
-        <w:t>, 14 abr. 2016. Disponível em:</w:t>
-      </w:r>
-      <w:r>
-        <w:t xml:space="preserve"> </w:t>
-      </w:r>
-      <w:hyperlink r:id="rId5" w:history="1">
+        </w:rPr>
+        <w:t>Mentor de Programadores</w:t>
+      </w:r>
+      <w:r>
+        <w:t xml:space="preserve">. YouTube, 2022. Disponível em: </w:t>
+      </w:r>
+      <w:hyperlink r:id="rId5" w:tgtFrame="_new" w:history="1">
         <w:r>
           <w:rPr>
             <w:rStyle w:val="Hyperlink"/>
-            <w:szCs w:val="24"/>
+            <w:b/>
+            <w:bCs/>
           </w:rPr>
-          <w:t>https://jovemnerd.com.br/noticias/games/battle-net-sofre-com-ataque-de-ddos-e-jogos-da-blizzard-ficam-offline</w:t>
+          <w:t>https://www.youtube.com/watch?v=ep7WIcZh7cg</w:t>
         </w:r>
       </w:hyperlink>
       <w:r>
         <w:rPr>
-          <w:szCs w:val="24"/>
-        </w:rPr>
+          <w:b/>
+          <w:bCs/>
+        </w:rPr>
+        <w:t>.</w:t>
+      </w:r>
+      <w:r>
+        <w:t xml:space="preserve"> Acesso em: 4 abr. 2026.</w:t>
+      </w:r>
+    </w:p>
+    <w:p>
+      <w:pPr>
+        <w:spacing w:line="240" w:lineRule="auto"/>
+        <w:ind w:firstLine="0"/>
+        <w:jc w:val="left"/>
+      </w:pPr>
+    </w:p>
+    <w:p>
+      <w:pPr>
+        <w:spacing w:line="240" w:lineRule="auto"/>
+        <w:ind w:firstLine="0"/>
+        <w:jc w:val="left"/>
+      </w:pPr>
+      <w:proofErr w:type="spellStart"/>
+      <w:r>
+        <w:rPr>
+          <w:rStyle w:val="Forte"/>
+          <w:b w:val="0"/>
+          <w:bCs w:val="0"/>
+        </w:rPr>
+        <w:t>DEVMedia</w:t>
+      </w:r>
+      <w:proofErr w:type="spellEnd"/>
+      <w:r>
+        <w:rPr>
+          <w:rStyle w:val="Forte"/>
+        </w:rPr>
+        <w:t>.</w:t>
+      </w:r>
+      <w:r>
         <w:t xml:space="preserve"> </w:t>
       </w:r>
       <w:r>
         <w:rPr>
-          <w:szCs w:val="24"/>
-        </w:rPr>
-        <w:t>. Acesso em: 3 abr. 2026.</w:t>
-      </w:r>
-    </w:p>
-    <w:p/>
-    <w:p>
-      <w:pPr>
-        <w:ind w:firstLine="0"/>
-        <w:rPr>
-          <w:b/>
-          <w:bCs/>
-          <w:szCs w:val="24"/>
-        </w:rPr>
-      </w:pPr>
-    </w:p>
-    <w:p>
-      <w:pPr>
-        <w:ind w:firstLine="0"/>
-        <w:rPr>
-          <w:szCs w:val="24"/>
-        </w:rPr>
-      </w:pPr>
-    </w:p>
-    <w:p>
-      <w:pPr>
-        <w:ind w:firstLine="0"/>
-        <w:rPr>
-          <w:szCs w:val="24"/>
-        </w:rPr>
-      </w:pPr>
-    </w:p>
-    <w:p>
-      <w:pPr>
-        <w:jc w:val="center"/>
-        <w:rPr>
-          <w:b/>
-          <w:bCs/>
-          <w:sz w:val="28"/>
-          <w:szCs w:val="28"/>
-        </w:rPr>
-      </w:pPr>
+          <w:rStyle w:val="nfase"/>
+        </w:rPr>
+        <w:t>Maturidade no desenvolvimento de software: CMMI e MPS</w:t>
+      </w:r>
+      <w:r>
+        <w:rPr>
+          <w:rStyle w:val="nfase"/>
+        </w:rPr>
+        <w:noBreakHyphen/>
+        <w:t>BR</w:t>
+      </w:r>
+      <w:r>
+        <w:t xml:space="preserve">. </w:t>
+      </w:r>
+      <w:proofErr w:type="spellStart"/>
+      <w:r>
+        <w:t>DEVMedia</w:t>
+      </w:r>
+      <w:proofErr w:type="spellEnd"/>
+      <w:r>
+        <w:t xml:space="preserve">, 2010. Disponível em: </w:t>
+      </w:r>
+      <w:hyperlink r:id="rId6" w:tgtFrame="_new" w:history="1">
+        <w:r>
+          <w:rPr>
+            <w:rStyle w:val="Hyperlink"/>
+            <w:b/>
+            <w:bCs/>
+          </w:rPr>
+          <w:t>https://www.devmedia.com.br/maturidade-no-desenvolvimento-de-software-cmmi-e-mps-br/27010</w:t>
+        </w:r>
+      </w:hyperlink>
+      <w:r>
+        <w:t>. Acesso em: 4 abr. 2026.</w:t>
+      </w:r>
+    </w:p>
+    <w:p>
+      <w:pPr>
+        <w:spacing w:line="240" w:lineRule="auto"/>
+        <w:ind w:firstLine="0"/>
+        <w:jc w:val="left"/>
+      </w:pPr>
+    </w:p>
+    <w:p>
+      <w:pPr>
+        <w:spacing w:line="240" w:lineRule="auto"/>
+        <w:ind w:firstLine="0"/>
+        <w:jc w:val="left"/>
+      </w:pPr>
+      <w:r>
+        <w:rPr>
+          <w:rStyle w:val="Forte"/>
+          <w:b w:val="0"/>
+          <w:bCs w:val="0"/>
+        </w:rPr>
+        <w:t>JABUR, Thiago.</w:t>
+      </w:r>
+      <w:r>
+        <w:t xml:space="preserve"> </w:t>
+      </w:r>
+      <w:r>
+        <w:rPr>
+          <w:rStyle w:val="nfase"/>
+          <w:i w:val="0"/>
+          <w:iCs w:val="0"/>
+        </w:rPr>
+        <w:t xml:space="preserve">Comparativo do CMMI versus o MPS.BR – Resumo das principais </w:t>
+      </w:r>
+      <w:proofErr w:type="gramStart"/>
+      <w:r>
+        <w:rPr>
+          <w:rStyle w:val="nfase"/>
+          <w:i w:val="0"/>
+          <w:iCs w:val="0"/>
+        </w:rPr>
+        <w:t>diferenças!</w:t>
+      </w:r>
+      <w:r>
+        <w:t>.</w:t>
+      </w:r>
+      <w:proofErr w:type="gramEnd"/>
+      <w:r>
+        <w:t xml:space="preserve"> YouTube, s.d. Disponível em: </w:t>
+      </w:r>
+      <w:hyperlink r:id="rId7" w:tgtFrame="_new" w:history="1">
+        <w:r>
+          <w:rPr>
+            <w:rStyle w:val="Hyperlink"/>
+            <w:b/>
+            <w:bCs/>
+          </w:rPr>
+          <w:t>https://www.youtube.com/watch?v=AZXFeJ9</w:t>
+        </w:r>
+        <w:r>
+          <w:rPr>
+            <w:rStyle w:val="Hyperlink"/>
+            <w:b/>
+            <w:bCs/>
+          </w:rPr>
+          <w:t>2</w:t>
+        </w:r>
+        <w:r>
+          <w:rPr>
+            <w:rStyle w:val="Hyperlink"/>
+            <w:b/>
+            <w:bCs/>
+          </w:rPr>
+          <w:t>JvI</w:t>
+        </w:r>
+      </w:hyperlink>
+      <w:r>
+        <w:t>. Acesso em: 4 abr. 2026.</w:t>
+      </w:r>
     </w:p>
     <w:sectPr>
       <w:pgSz w:w="11906" w:h="16838"/>
@@ -1745,6 +1734,29 @@
       <w:shd w:val="clear" w:color="auto" w:fill="E1DFDD"/>
     </w:rPr>
   </w:style>
+  <w:style w:type="character" w:styleId="Forte">
+    <w:name w:val="Strong"/>
+    <w:basedOn w:val="Fontepargpadro"/>
+    <w:uiPriority w:val="22"/>
+    <w:qFormat/>
+    <w:rsid w:val="006F2EBF"/>
+    <w:rPr>
+      <w:b/>
+      <w:bCs/>
+    </w:rPr>
+  </w:style>
+  <w:style w:type="character" w:styleId="HiperlinkVisitado">
+    <w:name w:val="FollowedHyperlink"/>
+    <w:basedOn w:val="Fontepargpadro"/>
+    <w:uiPriority w:val="99"/>
+    <w:semiHidden/>
+    <w:unhideWhenUsed/>
+    <w:rsid w:val="00AC1579"/>
+    <w:rPr>
+      <w:color w:val="954F72" w:themeColor="followedHyperlink"/>
+      <w:u w:val="single"/>
+    </w:rPr>
+  </w:style>
 </w:styles>
 </file>
 
